--- a/briefings/线口监测早报-2026-09-01.docx
+++ b/briefings/线口监测早报-2026-09-01.docx
@@ -22,7 +22,7 @@
           <w:color w:val="888888"/>
           <w:sz w:val="18"/>
         </w:rPr>
-        <w:t>监测窗口:近48小时 | 生成时间:2026-09-01 08:39</w:t>
+        <w:t>监测窗口:近48小时 | 生成时间:2026-09-01 09:25</w:t>
       </w:r>
     </w:p>
     <w:p>
@@ -70,6 +70,363 @@
           <w:color w:val="888888"/>
           <w:sz w:val="24"/>
         </w:rPr>
+        <w:t>范式智能出资 10 亿元采购华为昇腾 950，用于 AI 大模型落地</w:t>
+      </w:r>
+    </w:p>
+    <w:p>
+      <w:r>
+        <w:rPr>
+          <w:rFonts w:ascii="Times New Roman" w:hAnsi="Times New Roman" w:eastAsia="宋体"/>
+          <w:color w:val="888888"/>
+          <w:sz w:val="18"/>
+        </w:rPr>
+        <w:t>来源:IT之家 | 时间:09-01 09:23</w:t>
+      </w:r>
+    </w:p>
+    <w:p>
+      <w:r>
+        <w:rPr>
+          <w:rFonts w:ascii="Times New Roman" w:hAnsi="Times New Roman" w:eastAsia="宋体"/>
+          <w:sz w:val="18"/>
+        </w:rPr>
+        <w:t>链接:</w:t>
+      </w:r>
+      <w:hyperlink r:id="rId9">
+        <w:r>
+          <w:rPr>
+            <w:color w:val="0563C1"/>
+            <w:u w:val="single"/>
+          </w:rPr>
+          <w:t>范式智能出资 10 亿元采购华为昇腾 950，用于 AI 大模型落地</w:t>
+        </w:r>
+      </w:hyperlink>
+    </w:p>
+    <w:p>
+      <w:pPr>
+        <w:pStyle w:val="Heading3"/>
+      </w:pPr>
+      <w:r>
+        <w:rPr>
+          <w:rFonts w:ascii="Times New Roman" w:hAnsi="Times New Roman" w:eastAsia="黑体"/>
+          <w:b w:val="0"/>
+          <w:color w:val="888888"/>
+          <w:sz w:val="24"/>
+        </w:rPr>
+        <w:t>【C级·参考】</w:t>
+      </w:r>
+      <w:r>
+        <w:rPr>
+          <w:rFonts w:ascii="Times New Roman" w:hAnsi="Times New Roman" w:eastAsia="黑体"/>
+          <w:b w:val="0"/>
+          <w:color w:val="888888"/>
+          <w:sz w:val="24"/>
+        </w:rPr>
+        <w:t>英伟达宣布向联发科投资 35 亿美元，在 AI、PC 芯片、汽车三大领域达成合作</w:t>
+      </w:r>
+    </w:p>
+    <w:p>
+      <w:r>
+        <w:rPr>
+          <w:rFonts w:ascii="Times New Roman" w:hAnsi="Times New Roman" w:eastAsia="宋体"/>
+          <w:color w:val="888888"/>
+          <w:sz w:val="18"/>
+        </w:rPr>
+        <w:t>来源:IT之家 | 时间:09-01 09:04</w:t>
+      </w:r>
+    </w:p>
+    <w:p>
+      <w:r>
+        <w:rPr>
+          <w:rFonts w:ascii="Times New Roman" w:hAnsi="Times New Roman" w:eastAsia="宋体"/>
+          <w:sz w:val="18"/>
+        </w:rPr>
+        <w:t>链接:</w:t>
+      </w:r>
+      <w:hyperlink r:id="rId10">
+        <w:r>
+          <w:rPr>
+            <w:color w:val="0563C1"/>
+            <w:u w:val="single"/>
+          </w:rPr>
+          <w:t>英伟达宣布向联发科投资 35 亿美元，在 AI、PC 芯片、汽车三大领域达成合作</w:t>
+        </w:r>
+      </w:hyperlink>
+    </w:p>
+    <w:p>
+      <w:pPr>
+        <w:pStyle w:val="Heading3"/>
+      </w:pPr>
+      <w:r>
+        <w:rPr>
+          <w:rFonts w:ascii="Times New Roman" w:hAnsi="Times New Roman" w:eastAsia="黑体"/>
+          <w:b w:val="0"/>
+          <w:color w:val="888888"/>
+          <w:sz w:val="24"/>
+        </w:rPr>
+        <w:t>【C级·参考】</w:t>
+      </w:r>
+      <w:r>
+        <w:rPr>
+          <w:rFonts w:ascii="Times New Roman" w:hAnsi="Times New Roman" w:eastAsia="黑体"/>
+          <w:b w:val="0"/>
+          <w:color w:val="888888"/>
+          <w:sz w:val="24"/>
+        </w:rPr>
+        <w:t>Mac 成 AI 硬件宠儿：苹果提前发布 2026 款 mini / Studio，全球需求激增促成 8 月上新</w:t>
+      </w:r>
+    </w:p>
+    <w:p>
+      <w:r>
+        <w:rPr>
+          <w:rFonts w:ascii="Times New Roman" w:hAnsi="Times New Roman" w:eastAsia="宋体"/>
+          <w:color w:val="888888"/>
+          <w:sz w:val="18"/>
+        </w:rPr>
+        <w:t>来源:IT之家 | 时间:09-01 07:49</w:t>
+      </w:r>
+    </w:p>
+    <w:p>
+      <w:r>
+        <w:rPr>
+          <w:rFonts w:ascii="Times New Roman" w:hAnsi="Times New Roman" w:eastAsia="宋体"/>
+          <w:sz w:val="18"/>
+        </w:rPr>
+        <w:t>链接:</w:t>
+      </w:r>
+      <w:hyperlink r:id="rId11">
+        <w:r>
+          <w:rPr>
+            <w:color w:val="0563C1"/>
+            <w:u w:val="single"/>
+          </w:rPr>
+          <w:t>Mac 成 AI 硬件宠儿：苹果提前发布 2026 款 mini / Studio，全球需求激增促成 8 月上新</w:t>
+        </w:r>
+      </w:hyperlink>
+    </w:p>
+    <w:p>
+      <w:pPr>
+        <w:pStyle w:val="Heading3"/>
+      </w:pPr>
+      <w:r>
+        <w:rPr>
+          <w:rFonts w:ascii="Times New Roman" w:hAnsi="Times New Roman" w:eastAsia="黑体"/>
+          <w:b w:val="0"/>
+          <w:color w:val="888888"/>
+          <w:sz w:val="24"/>
+        </w:rPr>
+        <w:t>【C级·参考】</w:t>
+      </w:r>
+      <w:r>
+        <w:rPr>
+          <w:rFonts w:ascii="Times New Roman" w:hAnsi="Times New Roman" w:eastAsia="黑体"/>
+          <w:b w:val="0"/>
+          <w:color w:val="888888"/>
+          <w:sz w:val="24"/>
+        </w:rPr>
+        <w:t>IT早报 0901：华为、小米、荣耀手机今日集体调价；库克担任苹果 CEO 最后一天给员工发告别信；曝网易全系产品将登陆华为鸿蒙系统；国内首部 AIGC 长剧《后西游记》开播...</w:t>
+      </w:r>
+    </w:p>
+    <w:p>
+      <w:r>
+        <w:rPr>
+          <w:rFonts w:ascii="Times New Roman" w:hAnsi="Times New Roman" w:eastAsia="宋体"/>
+          <w:color w:val="888888"/>
+          <w:sz w:val="18"/>
+        </w:rPr>
+        <w:t>来源:IT之家 | 时间:09-01 07:44</w:t>
+      </w:r>
+    </w:p>
+    <w:p>
+      <w:r>
+        <w:rPr>
+          <w:rFonts w:ascii="Times New Roman" w:hAnsi="Times New Roman" w:eastAsia="宋体"/>
+          <w:sz w:val="18"/>
+        </w:rPr>
+        <w:t>链接:</w:t>
+      </w:r>
+      <w:hyperlink r:id="rId12">
+        <w:r>
+          <w:rPr>
+            <w:color w:val="0563C1"/>
+            <w:u w:val="single"/>
+          </w:rPr>
+          <w:t>IT早报 0901：华为、小米、荣耀手机今日集体调价；库克担任苹果 CEO 最后一天给员工发告别信；曝网易全系产品将登陆华为鸿蒙系统；国内首部 AIGC 长剧《后西游记》开播...</w:t>
+        </w:r>
+      </w:hyperlink>
+    </w:p>
+    <w:p>
+      <w:pPr>
+        <w:pStyle w:val="Heading3"/>
+      </w:pPr>
+      <w:r>
+        <w:rPr>
+          <w:rFonts w:ascii="Times New Roman" w:hAnsi="Times New Roman" w:eastAsia="黑体"/>
+          <w:b w:val="0"/>
+          <w:color w:val="888888"/>
+          <w:sz w:val="24"/>
+        </w:rPr>
+        <w:t>【C级·参考】</w:t>
+      </w:r>
+      <w:r>
+        <w:rPr>
+          <w:rFonts w:ascii="Times New Roman" w:hAnsi="Times New Roman" w:eastAsia="黑体"/>
+          <w:b w:val="0"/>
+          <w:color w:val="888888"/>
+          <w:sz w:val="24"/>
+        </w:rPr>
+        <w:t>苹果摄像头版 AirPods 爆料：可拍摄 100 万像素彩照，改进空间音频体验</w:t>
+      </w:r>
+    </w:p>
+    <w:p>
+      <w:r>
+        <w:rPr>
+          <w:rFonts w:ascii="Times New Roman" w:hAnsi="Times New Roman" w:eastAsia="宋体"/>
+          <w:color w:val="888888"/>
+          <w:sz w:val="18"/>
+        </w:rPr>
+        <w:t>来源:IT之家 | 时间:09-01 07:24</w:t>
+      </w:r>
+    </w:p>
+    <w:p>
+      <w:r>
+        <w:rPr>
+          <w:rFonts w:ascii="Times New Roman" w:hAnsi="Times New Roman" w:eastAsia="宋体"/>
+          <w:sz w:val="18"/>
+        </w:rPr>
+        <w:t>链接:</w:t>
+      </w:r>
+      <w:hyperlink r:id="rId13">
+        <w:r>
+          <w:rPr>
+            <w:color w:val="0563C1"/>
+            <w:u w:val="single"/>
+          </w:rPr>
+          <w:t>苹果摄像头版 AirPods 爆料：可拍摄 100 万像素彩照，改进空间音频体验</w:t>
+        </w:r>
+      </w:hyperlink>
+    </w:p>
+    <w:p>
+      <w:pPr>
+        <w:pStyle w:val="Heading3"/>
+      </w:pPr>
+      <w:r>
+        <w:rPr>
+          <w:rFonts w:ascii="Times New Roman" w:hAnsi="Times New Roman" w:eastAsia="黑体"/>
+          <w:b w:val="0"/>
+          <w:color w:val="888888"/>
+          <w:sz w:val="24"/>
+        </w:rPr>
+        <w:t>【C级·参考】</w:t>
+      </w:r>
+      <w:r>
+        <w:rPr>
+          <w:rFonts w:ascii="Times New Roman" w:hAnsi="Times New Roman" w:eastAsia="黑体"/>
+          <w:b w:val="0"/>
+          <w:color w:val="888888"/>
+          <w:sz w:val="24"/>
+        </w:rPr>
+        <w:t>苹果披露“惊人证据”：OpenAI 跳槽工程师下载机密电路图还销毁证据</w:t>
+      </w:r>
+    </w:p>
+    <w:p>
+      <w:r>
+        <w:rPr>
+          <w:rFonts w:ascii="Times New Roman" w:hAnsi="Times New Roman" w:eastAsia="宋体"/>
+          <w:color w:val="888888"/>
+          <w:sz w:val="18"/>
+        </w:rPr>
+        <w:t>来源:IT之家 | 时间:09-01 07:07</w:t>
+      </w:r>
+    </w:p>
+    <w:p>
+      <w:r>
+        <w:rPr>
+          <w:rFonts w:ascii="Times New Roman" w:hAnsi="Times New Roman" w:eastAsia="宋体"/>
+          <w:sz w:val="18"/>
+        </w:rPr>
+        <w:t>链接:</w:t>
+      </w:r>
+      <w:hyperlink r:id="rId14">
+        <w:r>
+          <w:rPr>
+            <w:color w:val="0563C1"/>
+            <w:u w:val="single"/>
+          </w:rPr>
+          <w:t>苹果披露“惊人证据”：OpenAI 跳槽工程师下载机密电路图还销毁证据</w:t>
+        </w:r>
+      </w:hyperlink>
+    </w:p>
+    <w:p>
+      <w:pPr>
+        <w:pStyle w:val="Heading3"/>
+      </w:pPr>
+      <w:r>
+        <w:rPr>
+          <w:rFonts w:ascii="Times New Roman" w:hAnsi="Times New Roman" w:eastAsia="黑体"/>
+          <w:b w:val="0"/>
+          <w:color w:val="888888"/>
+          <w:sz w:val="24"/>
+        </w:rPr>
+        <w:t>【C级·参考】</w:t>
+      </w:r>
+      <w:r>
+        <w:rPr>
+          <w:rFonts w:ascii="Times New Roman" w:hAnsi="Times New Roman" w:eastAsia="黑体"/>
+          <w:b w:val="0"/>
+          <w:color w:val="888888"/>
+          <w:sz w:val="24"/>
+        </w:rPr>
+        <w:t>2017/2018 款 MacBook Pro 与 2018 款 MacBook Air 正式进入苹果过时名单</w:t>
+      </w:r>
+    </w:p>
+    <w:p>
+      <w:r>
+        <w:rPr>
+          <w:rFonts w:ascii="Times New Roman" w:hAnsi="Times New Roman" w:eastAsia="宋体"/>
+          <w:color w:val="888888"/>
+          <w:sz w:val="18"/>
+        </w:rPr>
+        <w:t>来源:IT之家 | 时间:09-01 06:29</w:t>
+      </w:r>
+    </w:p>
+    <w:p>
+      <w:r>
+        <w:rPr>
+          <w:rFonts w:ascii="Times New Roman" w:hAnsi="Times New Roman" w:eastAsia="宋体"/>
+          <w:sz w:val="18"/>
+        </w:rPr>
+        <w:t>链接:</w:t>
+      </w:r>
+      <w:hyperlink r:id="rId15">
+        <w:r>
+          <w:rPr>
+            <w:color w:val="0563C1"/>
+            <w:u w:val="single"/>
+          </w:rPr>
+          <w:t>2017/2018 款 MacBook Pro 与 2018 款 MacBook Air 正式进入苹果过时名单</w:t>
+        </w:r>
+      </w:hyperlink>
+    </w:p>
+    <w:p>
+      <w:pPr>
+        <w:pStyle w:val="Heading3"/>
+      </w:pPr>
+      <w:r>
+        <w:rPr>
+          <w:rFonts w:ascii="Times New Roman" w:hAnsi="Times New Roman" w:eastAsia="黑体"/>
+          <w:b w:val="0"/>
+          <w:color w:val="888888"/>
+          <w:sz w:val="24"/>
+        </w:rPr>
+        <w:t>【C级·参考】</w:t>
+      </w:r>
+      <w:r>
+        <w:rPr>
+          <w:rFonts w:ascii="Times New Roman" w:hAnsi="Times New Roman" w:eastAsia="黑体"/>
+          <w:b w:val="0"/>
+          <w:color w:val="888888"/>
+          <w:sz w:val="24"/>
+        </w:rPr>
         <w:t>The safest job from AI may be writing</w:t>
       </w:r>
     </w:p>
@@ -91,13 +448,166 @@
         </w:rPr>
         <w:t>链接:</w:t>
       </w:r>
-      <w:hyperlink r:id="rId9">
+      <w:hyperlink r:id="rId16">
         <w:r>
           <w:rPr>
             <w:color w:val="0563C1"/>
             <w:u w:val="single"/>
           </w:rPr>
           <w:t>The safest job from AI may be writing</w:t>
+        </w:r>
+      </w:hyperlink>
+    </w:p>
+    <w:p>
+      <w:pPr>
+        <w:pStyle w:val="Heading3"/>
+      </w:pPr>
+      <w:r>
+        <w:rPr>
+          <w:rFonts w:ascii="Times New Roman" w:hAnsi="Times New Roman" w:eastAsia="黑体"/>
+          <w:b w:val="0"/>
+          <w:color w:val="888888"/>
+          <w:sz w:val="24"/>
+        </w:rPr>
+        <w:t>【C级·参考】</w:t>
+      </w:r>
+      <w:r>
+        <w:rPr>
+          <w:rFonts w:ascii="Times New Roman" w:hAnsi="Times New Roman" w:eastAsia="黑体"/>
+          <w:b w:val="0"/>
+          <w:color w:val="888888"/>
+          <w:sz w:val="24"/>
+        </w:rPr>
+        <w:t>博通推出 VMware AI 工厂，简化企业私有云 AI 部署</w:t>
+      </w:r>
+    </w:p>
+    <w:p>
+      <w:r>
+        <w:rPr>
+          <w:rFonts w:ascii="Times New Roman" w:hAnsi="Times New Roman" w:eastAsia="宋体"/>
+          <w:color w:val="888888"/>
+          <w:sz w:val="18"/>
+        </w:rPr>
+        <w:t>来源:IT之家 | 时间:08-31 23:33</w:t>
+      </w:r>
+    </w:p>
+    <w:p>
+      <w:r>
+        <w:rPr>
+          <w:rFonts w:ascii="Times New Roman" w:hAnsi="Times New Roman" w:eastAsia="宋体"/>
+          <w:sz w:val="18"/>
+        </w:rPr>
+        <w:t>链接:</w:t>
+      </w:r>
+      <w:hyperlink r:id="rId17">
+        <w:r>
+          <w:rPr>
+            <w:color w:val="0563C1"/>
+            <w:u w:val="single"/>
+          </w:rPr>
+          <w:t>博通推出 VMware AI 工厂，简化企业私有云 AI 部署</w:t>
+        </w:r>
+      </w:hyperlink>
+    </w:p>
+    <w:p>
+      <w:pPr>
+        <w:pStyle w:val="Heading3"/>
+      </w:pPr>
+      <w:r>
+        <w:rPr>
+          <w:rFonts w:ascii="Times New Roman" w:hAnsi="Times New Roman" w:eastAsia="黑体"/>
+          <w:b w:val="0"/>
+          <w:color w:val="888888"/>
+          <w:sz w:val="24"/>
+        </w:rPr>
+        <w:t>【C级·参考】</w:t>
+      </w:r>
+      <w:r>
+        <w:rPr>
+          <w:rFonts w:ascii="Times New Roman" w:hAnsi="Times New Roman" w:eastAsia="黑体"/>
+          <w:b w:val="0"/>
+          <w:color w:val="888888"/>
+          <w:sz w:val="24"/>
+        </w:rPr>
+        <w:t>整治 AI 虚假账号，Instagram 推出全新 AI 个人资料标签</w:t>
+      </w:r>
+    </w:p>
+    <w:p>
+      <w:r>
+        <w:rPr>
+          <w:rFonts w:ascii="Times New Roman" w:hAnsi="Times New Roman" w:eastAsia="宋体"/>
+          <w:color w:val="888888"/>
+          <w:sz w:val="18"/>
+        </w:rPr>
+        <w:t>来源:IT之家 | 时间:08-31 23:20</w:t>
+      </w:r>
+    </w:p>
+    <w:p>
+      <w:r>
+        <w:rPr>
+          <w:rFonts w:ascii="Times New Roman" w:hAnsi="Times New Roman" w:eastAsia="宋体"/>
+          <w:sz w:val="18"/>
+        </w:rPr>
+        <w:t>链接:</w:t>
+      </w:r>
+      <w:hyperlink r:id="rId18">
+        <w:r>
+          <w:rPr>
+            <w:color w:val="0563C1"/>
+            <w:u w:val="single"/>
+          </w:rPr>
+          <w:t>整治 AI 虚假账号，Instagram 推出全新 AI 个人资料标签</w:t>
+        </w:r>
+      </w:hyperlink>
+    </w:p>
+    <w:p>
+      <w:pPr>
+        <w:pStyle w:val="Heading3"/>
+      </w:pPr>
+      <w:r>
+        <w:rPr>
+          <w:rFonts w:ascii="Times New Roman" w:hAnsi="Times New Roman" w:eastAsia="黑体"/>
+          <w:b w:val="0"/>
+          <w:color w:val="888888"/>
+          <w:sz w:val="24"/>
+        </w:rPr>
+        <w:t>【C级·参考】</w:t>
+      </w:r>
+      <w:r>
+        <w:rPr>
+          <w:rFonts w:ascii="Times New Roman" w:hAnsi="Times New Roman" w:eastAsia="黑体"/>
+          <w:b w:val="0"/>
+          <w:color w:val="888888"/>
+          <w:sz w:val="24"/>
+        </w:rPr>
+        <w:t>技嘉 Brix 系列迷你主机现身官网：锐龙 AI 7 450/AI 5 430 处理器</w:t>
+      </w:r>
+    </w:p>
+    <w:p>
+      <w:r>
+        <w:rPr>
+          <w:rFonts w:ascii="Times New Roman" w:hAnsi="Times New Roman" w:eastAsia="宋体"/>
+          <w:color w:val="888888"/>
+          <w:sz w:val="18"/>
+        </w:rPr>
+        <w:t>来源:IT之家 | 时间:08-31 22:12</w:t>
+      </w:r>
+    </w:p>
+    <w:p>
+      <w:r>
+        <w:rPr>
+          <w:rFonts w:ascii="Times New Roman" w:hAnsi="Times New Roman" w:eastAsia="宋体"/>
+          <w:sz w:val="18"/>
+        </w:rPr>
+        <w:t>链接:</w:t>
+      </w:r>
+      <w:hyperlink r:id="rId19">
+        <w:r>
+          <w:rPr>
+            <w:color w:val="0563C1"/>
+            <w:u w:val="single"/>
+          </w:rPr>
+          <w:t>技嘉 Brix 系列迷你主机现身官网：锐龙 AI 7 450/AI 5 430 处理器</w:t>
         </w:r>
       </w:hyperlink>
     </w:p>
@@ -142,7 +652,7 @@
         </w:rPr>
         <w:t>链接:</w:t>
       </w:r>
-      <w:hyperlink r:id="rId10">
+      <w:hyperlink r:id="rId20">
         <w:r>
           <w:rPr>
             <w:color w:val="0563C1"/>
@@ -193,7 +703,7 @@
         </w:rPr>
         <w:t>链接:</w:t>
       </w:r>
-      <w:hyperlink r:id="rId11">
+      <w:hyperlink r:id="rId21">
         <w:r>
           <w:rPr>
             <w:color w:val="0563C1"/>
@@ -244,7 +754,7 @@
         </w:rPr>
         <w:t>链接:</w:t>
       </w:r>
-      <w:hyperlink r:id="rId12">
+      <w:hyperlink r:id="rId22">
         <w:r>
           <w:rPr>
             <w:color w:val="0563C1"/>
@@ -295,7 +805,7 @@
         </w:rPr>
         <w:t>链接:</w:t>
       </w:r>
-      <w:hyperlink r:id="rId13">
+      <w:hyperlink r:id="rId23">
         <w:r>
           <w:rPr>
             <w:color w:val="0563C1"/>
@@ -346,7 +856,7 @@
         </w:rPr>
         <w:t>链接:</w:t>
       </w:r>
-      <w:hyperlink r:id="rId14">
+      <w:hyperlink r:id="rId24">
         <w:r>
           <w:rPr>
             <w:color w:val="0563C1"/>
@@ -397,7 +907,7 @@
         </w:rPr>
         <w:t>链接:</w:t>
       </w:r>
-      <w:hyperlink r:id="rId15">
+      <w:hyperlink r:id="rId25">
         <w:r>
           <w:rPr>
             <w:color w:val="0563C1"/>
@@ -448,13 +958,64 @@
         </w:rPr>
         <w:t>链接:</w:t>
       </w:r>
-      <w:hyperlink r:id="rId16">
+      <w:hyperlink r:id="rId26">
         <w:r>
           <w:rPr>
             <w:color w:val="0563C1"/>
             <w:u w:val="single"/>
           </w:rPr>
           <w:t>Smartphone LED detects hidden cameras with AI</w:t>
+        </w:r>
+      </w:hyperlink>
+    </w:p>
+    <w:p>
+      <w:pPr>
+        <w:pStyle w:val="Heading3"/>
+      </w:pPr>
+      <w:r>
+        <w:rPr>
+          <w:rFonts w:ascii="Times New Roman" w:hAnsi="Times New Roman" w:eastAsia="黑体"/>
+          <w:b w:val="0"/>
+          <w:color w:val="888888"/>
+          <w:sz w:val="24"/>
+        </w:rPr>
+        <w:t>【C级·参考】</w:t>
+      </w:r>
+      <w:r>
+        <w:rPr>
+          <w:rFonts w:ascii="Times New Roman" w:hAnsi="Times New Roman" w:eastAsia="黑体"/>
+          <w:b w:val="0"/>
+          <w:color w:val="888888"/>
+          <w:sz w:val="24"/>
+        </w:rPr>
+        <w:t>苹果首款AI眼镜定档2027：无屏设计、主打Siri视觉交互</w:t>
+      </w:r>
+    </w:p>
+    <w:p>
+      <w:r>
+        <w:rPr>
+          <w:rFonts w:ascii="Times New Roman" w:hAnsi="Times New Roman" w:eastAsia="宋体"/>
+          <w:color w:val="888888"/>
+          <w:sz w:val="18"/>
+        </w:rPr>
+        <w:t>来源:Bing新闻 | 时间:08-30 11:58</w:t>
+      </w:r>
+    </w:p>
+    <w:p>
+      <w:r>
+        <w:rPr>
+          <w:rFonts w:ascii="Times New Roman" w:hAnsi="Times New Roman" w:eastAsia="宋体"/>
+          <w:sz w:val="18"/>
+        </w:rPr>
+        <w:t>链接:</w:t>
+      </w:r>
+      <w:hyperlink r:id="rId27">
+        <w:r>
+          <w:rPr>
+            <w:color w:val="0563C1"/>
+            <w:u w:val="single"/>
+          </w:rPr>
+          <w:t>苹果首款AI眼镜定档2027：无屏设计、主打Siri视觉交互</w:t>
         </w:r>
       </w:hyperlink>
     </w:p>
@@ -524,6 +1085,57 @@
           <w:color w:val="888888"/>
           <w:sz w:val="24"/>
         </w:rPr>
+        <w:t>苹果 Vision Pro 首场沉浸式 MLB 直播：8K 3D 画面、180 度视野</w:t>
+      </w:r>
+    </w:p>
+    <w:p>
+      <w:r>
+        <w:rPr>
+          <w:rFonts w:ascii="Times New Roman" w:hAnsi="Times New Roman" w:eastAsia="宋体"/>
+          <w:color w:val="888888"/>
+          <w:sz w:val="18"/>
+        </w:rPr>
+        <w:t>来源:IT之家 | 时间:09-01 08:05</w:t>
+      </w:r>
+    </w:p>
+    <w:p>
+      <w:r>
+        <w:rPr>
+          <w:rFonts w:ascii="Times New Roman" w:hAnsi="Times New Roman" w:eastAsia="宋体"/>
+          <w:sz w:val="18"/>
+        </w:rPr>
+        <w:t>链接:</w:t>
+      </w:r>
+      <w:hyperlink r:id="rId28">
+        <w:r>
+          <w:rPr>
+            <w:color w:val="0563C1"/>
+            <w:u w:val="single"/>
+          </w:rPr>
+          <w:t>苹果 Vision Pro 首场沉浸式 MLB 直播：8K 3D 画面、180 度视野</w:t>
+        </w:r>
+      </w:hyperlink>
+    </w:p>
+    <w:p>
+      <w:pPr>
+        <w:pStyle w:val="Heading3"/>
+      </w:pPr>
+      <w:r>
+        <w:rPr>
+          <w:rFonts w:ascii="Times New Roman" w:hAnsi="Times New Roman" w:eastAsia="黑体"/>
+          <w:b w:val="0"/>
+          <w:color w:val="888888"/>
+          <w:sz w:val="24"/>
+        </w:rPr>
+        <w:t>【C级·参考】</w:t>
+      </w:r>
+      <w:r>
+        <w:rPr>
+          <w:rFonts w:ascii="Times New Roman" w:hAnsi="Times New Roman" w:eastAsia="黑体"/>
+          <w:b w:val="0"/>
+          <w:color w:val="888888"/>
+          <w:sz w:val="24"/>
+        </w:rPr>
         <w:t>从直播间出发走进城市，三角洲民间赛事如何成为地方文旅新势能</w:t>
       </w:r>
     </w:p>
@@ -545,7 +1157,7 @@
         </w:rPr>
         <w:t>链接:</w:t>
       </w:r>
-      <w:hyperlink r:id="rId17">
+      <w:hyperlink r:id="rId29">
         <w:r>
           <w:rPr>
             <w:color w:val="0563C1"/>
@@ -566,6 +1178,57 @@
         </w:rPr>
         <w:t>游戏/电竞/平台公司</w:t>
       </w:r>
+    </w:p>
+    <w:p>
+      <w:pPr>
+        <w:pStyle w:val="Heading3"/>
+      </w:pPr>
+      <w:r>
+        <w:rPr>
+          <w:rFonts w:ascii="Times New Roman" w:hAnsi="Times New Roman" w:eastAsia="黑体"/>
+          <w:b w:val="0"/>
+          <w:color w:val="888888"/>
+          <w:sz w:val="24"/>
+        </w:rPr>
+        <w:t>【C级·参考】</w:t>
+      </w:r>
+      <w:r>
+        <w:rPr>
+          <w:rFonts w:ascii="Times New Roman" w:hAnsi="Times New Roman" w:eastAsia="黑体"/>
+          <w:b w:val="0"/>
+          <w:color w:val="888888"/>
+          <w:sz w:val="24"/>
+        </w:rPr>
+        <w:t>腾讯 QQ 鸿蒙版 App 获 9.2.60 正式版升级，好友聊天支持发送闪照</w:t>
+      </w:r>
+    </w:p>
+    <w:p>
+      <w:r>
+        <w:rPr>
+          <w:rFonts w:ascii="Times New Roman" w:hAnsi="Times New Roman" w:eastAsia="宋体"/>
+          <w:color w:val="888888"/>
+          <w:sz w:val="18"/>
+        </w:rPr>
+        <w:t>来源:IT之家 | 时间:08-31 22:33</w:t>
+      </w:r>
+    </w:p>
+    <w:p>
+      <w:r>
+        <w:rPr>
+          <w:rFonts w:ascii="Times New Roman" w:hAnsi="Times New Roman" w:eastAsia="宋体"/>
+          <w:sz w:val="18"/>
+        </w:rPr>
+        <w:t>链接:</w:t>
+      </w:r>
+      <w:hyperlink r:id="rId30">
+        <w:r>
+          <w:rPr>
+            <w:color w:val="0563C1"/>
+            <w:u w:val="single"/>
+          </w:rPr>
+          <w:t>腾讯 QQ 鸿蒙版 App 获 9.2.60 正式版升级，好友聊天支持发送闪照</w:t>
+        </w:r>
+      </w:hyperlink>
     </w:p>
     <w:p>
       <w:pPr>
@@ -608,7 +1271,7 @@
         </w:rPr>
         <w:t>链接:</w:t>
       </w:r>
-      <w:hyperlink r:id="rId18">
+      <w:hyperlink r:id="rId31">
         <w:r>
           <w:rPr>
             <w:color w:val="0563C1"/>
@@ -659,7 +1322,7 @@
         </w:rPr>
         <w:t>链接:</w:t>
       </w:r>
-      <w:hyperlink r:id="rId19">
+      <w:hyperlink r:id="rId32">
         <w:r>
           <w:rPr>
             <w:color w:val="0563C1"/>
@@ -710,7 +1373,7 @@
         </w:rPr>
         <w:t>链接:</w:t>
       </w:r>
-      <w:hyperlink r:id="rId20">
+      <w:hyperlink r:id="rId33">
         <w:r>
           <w:rPr>
             <w:color w:val="0563C1"/>
@@ -761,7 +1424,7 @@
         </w:rPr>
         <w:t>链接:</w:t>
       </w:r>
-      <w:hyperlink r:id="rId21">
+      <w:hyperlink r:id="rId34">
         <w:r>
           <w:rPr>
             <w:color w:val="0563C1"/>
@@ -812,7 +1475,7 @@
         </w:rPr>
         <w:t>链接:</w:t>
       </w:r>
-      <w:hyperlink r:id="rId22">
+      <w:hyperlink r:id="rId35">
         <w:r>
           <w:rPr>
             <w:color w:val="0563C1"/>
@@ -865,7 +1528,7 @@
           <w:rFonts w:ascii="Times New Roman" w:hAnsi="Times New Roman" w:eastAsia="宋体"/>
           <w:sz w:val="18"/>
         </w:rPr>
-        <w:t>GameLook(13)、HackerNews(5)、Bing新闻(4)</w:t>
+        <w:t>IT之家(60)、GameLook(13)、HackerNews(5)、Bing新闻(5)</w:t>
       </w:r>
     </w:p>
     <w:p>
@@ -882,7 +1545,7 @@
           <w:rFonts w:ascii="Times New Roman" w:hAnsi="Times New Roman" w:eastAsia="宋体"/>
           <w:sz w:val="18"/>
         </w:rPr>
-        <w:t>36氪(no entries)、IT之家(Response ended prematurely)</w:t>
+        <w:t>36氪(no entries)</w:t>
       </w:r>
     </w:p>
     <w:p>
